--- a/pk's señales.docx
+++ b/pk's señales.docx
@@ -550,6 +550,519 @@
       <w:proofErr w:type="spellEnd"/>
       <w:r>
         <w:t xml:space="preserve"> de las señales 907, 909, 919 y 913 reflejan valores cercanos a Sant Cugat (15.3xx) debido a la configuración de las agujas de entrada al ramal.</w:t>
+      </w:r>
+    </w:p>
+    <w:p/>
+    <w:p>
+      <w:r>
+        <w:t xml:space="preserve">Aquí tienes el listado completo para la Vía 2 (sentido Barcelona), con el número de señal y su PK absoluto calculado desde </w:t>
+      </w:r>
+      <w:proofErr w:type="spellStart"/>
+      <w:r>
+        <w:t>Plaça</w:t>
+      </w:r>
+      <w:proofErr w:type="spellEnd"/>
+      <w:r>
+        <w:t xml:space="preserve"> Catalunya (0.000).</w:t>
+      </w:r>
+    </w:p>
+    <w:p>
+      <w:r>
+        <w:t>Al igual que con la Vía 1, he aplicado la lógica de progresión acumulativa sobre los puntos de bifurcación (Gràcia 2.050, Sarrià 4.610 y Sant Cugat 15.310) para obtener la distancia real.</w:t>
+      </w:r>
+    </w:p>
+    <w:p>
+      <w:r>
+        <w:rPr>
+          <w:rFonts w:ascii="Apple Color Emoji" w:hAnsi="Apple Color Emoji" w:cs="Apple Color Emoji"/>
+        </w:rPr>
+        <w:t>📍</w:t>
+      </w:r>
+      <w:r>
+        <w:t xml:space="preserve"> Tronco Común y Ramal L7 (Entrada a Barcelona)</w:t>
+      </w:r>
+    </w:p>
+    <w:p>
+      <w:r>
+        <w:t>Señales de entrada al núcleo urbano.</w:t>
+      </w:r>
+    </w:p>
+    <w:p>
+      <w:r>
+        <w:t>| Señal Vía 2 | PK Absoluto | Línea(s) |</w:t>
+      </w:r>
+    </w:p>
+    <w:p>
+      <w:r>
+        <w:t>|---|---|---|</w:t>
+      </w:r>
+    </w:p>
+    <w:p>
+      <w:r>
+        <w:t>| 116 | 0.250 | Todas |</w:t>
+      </w:r>
+    </w:p>
+    <w:p>
+      <w:r>
+        <w:t>| 112 | 0.340 | Todas |</w:t>
+      </w:r>
+    </w:p>
+    <w:p>
+      <w:r>
+        <w:t>| 110 | 0.604 | Todas |</w:t>
+      </w:r>
+    </w:p>
+    <w:p>
+      <w:r>
+        <w:t>| 108 | 0.953 | Todas |</w:t>
+      </w:r>
+    </w:p>
+    <w:p>
+      <w:r>
+        <w:t>| 104 | 1.151 | Todas |</w:t>
+      </w:r>
+    </w:p>
+    <w:p>
+      <w:r>
+        <w:t>| 102 | 1.387 | Todas |</w:t>
+      </w:r>
+    </w:p>
+    <w:p>
+      <w:r>
+        <w:t>| 224 | 1.805 | Todas |</w:t>
+      </w:r>
+    </w:p>
+    <w:p>
+      <w:r>
+        <w:t>| 216 | 2.032 | L7 |</w:t>
+      </w:r>
+    </w:p>
+    <w:p>
+      <w:r>
+        <w:t>| 236 | 2.109 | L7 |</w:t>
+      </w:r>
+    </w:p>
+    <w:p>
+      <w:r>
+        <w:t>| 234 | 2.610 | L7 |</w:t>
+      </w:r>
+    </w:p>
+    <w:p>
+      <w:r>
+        <w:t>| 232 | 3.002 | L7 |</w:t>
+      </w:r>
+    </w:p>
+    <w:p>
+      <w:r>
+        <w:t>| 230 | 3.807 | L7 |</w:t>
+      </w:r>
+    </w:p>
+    <w:p>
+      <w:r>
+        <w:t>| 218 | 2.008 | S1, S2 |</w:t>
+      </w:r>
+    </w:p>
+    <w:p>
+      <w:r>
+        <w:t>| 214 | 2.113 | S1, S2 |</w:t>
+      </w:r>
+    </w:p>
+    <w:p>
+      <w:r>
+        <w:t>| 210 | 2.218 | S1, S2 |</w:t>
+      </w:r>
+    </w:p>
+    <w:p>
+      <w:r>
+        <w:t>| 208 | 2.552 | S1, S2 |</w:t>
+      </w:r>
+    </w:p>
+    <w:p>
+      <w:r>
+        <w:t>| 206 | 2.854 | S1, S2 |</w:t>
+      </w:r>
+    </w:p>
+    <w:p>
+      <w:r>
+        <w:t>| 202 | 3.031 | S1, S2 |</w:t>
+      </w:r>
+    </w:p>
+    <w:p>
+      <w:r>
+        <w:rPr>
+          <w:rFonts w:ascii="Apple Color Emoji" w:hAnsi="Apple Color Emoji" w:cs="Apple Color Emoji"/>
+        </w:rPr>
+        <w:t>🏔️</w:t>
+      </w:r>
+      <w:r>
+        <w:t xml:space="preserve"> Tronco Vallès (Común S1 y S2 - Vía 2)</w:t>
+      </w:r>
+    </w:p>
+    <w:p>
+      <w:r>
+        <w:t>Descenso desde Sant Cugat hacia Sarrià.</w:t>
+      </w:r>
+    </w:p>
+    <w:p>
+      <w:r>
+        <w:t>| Señal Vía 2 | PK Absoluto |</w:t>
+      </w:r>
+    </w:p>
+    <w:p>
+      <w:r>
+        <w:t>|---|---|</w:t>
+      </w:r>
+    </w:p>
+    <w:p>
+      <w:r>
+        <w:t>| 342 | 3.321 |</w:t>
+      </w:r>
+    </w:p>
+    <w:p>
+      <w:r>
+        <w:t>| 338 | 3.554 |</w:t>
+      </w:r>
+    </w:p>
+    <w:p>
+      <w:r>
+        <w:t>| 336 | 3.787 |</w:t>
+      </w:r>
+    </w:p>
+    <w:p>
+      <w:r>
+        <w:t>| 334 | 4.033 |</w:t>
+      </w:r>
+    </w:p>
+    <w:p>
+      <w:r>
+        <w:t>| 328 | 4.493 |</w:t>
+      </w:r>
+    </w:p>
+    <w:p>
+      <w:r>
+        <w:t>| 350 | 4.708 |</w:t>
+      </w:r>
+    </w:p>
+    <w:p>
+      <w:r>
+        <w:t>| 310 | 5.153 |</w:t>
+      </w:r>
+    </w:p>
+    <w:p>
+      <w:r>
+        <w:t>| 306 | 5.985 |</w:t>
+      </w:r>
+    </w:p>
+    <w:p>
+      <w:r>
+        <w:t>| 302 | 6.635 |</w:t>
+      </w:r>
+    </w:p>
+    <w:p>
+      <w:r>
+        <w:t>| 26b | 7.269 |</w:t>
+      </w:r>
+    </w:p>
+    <w:p>
+      <w:r>
+        <w:t>| 26 | 8.333 |</w:t>
+      </w:r>
+    </w:p>
+    <w:p>
+      <w:r>
+        <w:t>| 412 | 9.243 |</w:t>
+      </w:r>
+    </w:p>
+    <w:p>
+      <w:r>
+        <w:t>| 404 | 9.979 |</w:t>
+      </w:r>
+    </w:p>
+    <w:p>
+      <w:r>
+        <w:t>| 402 | 11.037 |</w:t>
+      </w:r>
+    </w:p>
+    <w:p>
+      <w:r>
+        <w:t>| 456 | 12.160 |</w:t>
+      </w:r>
+    </w:p>
+    <w:p>
+      <w:r>
+        <w:t>| 454 | 13.054 |</w:t>
+      </w:r>
+    </w:p>
+    <w:p>
+      <w:r>
+        <w:t>| 452 | 13.851 |</w:t>
+      </w:r>
+    </w:p>
+    <w:p>
+      <w:r>
+        <w:t>| 38b | 14.506 |</w:t>
+      </w:r>
+    </w:p>
+    <w:p>
+      <w:r>
+        <w:t>| 38 | 15.260 |</w:t>
+      </w:r>
+    </w:p>
+    <w:p>
+      <w:r>
+        <w:rPr>
+          <w:rFonts w:ascii="Apple Color Emoji" w:hAnsi="Apple Color Emoji" w:cs="Apple Color Emoji"/>
+        </w:rPr>
+        <w:t>🏁</w:t>
+      </w:r>
+      <w:r>
+        <w:t xml:space="preserve"> Ramal S1 (Desde Terrassa - Vía 2)</w:t>
+      </w:r>
+    </w:p>
+    <w:p>
+      <w:r>
+        <w:t>| Señal Vía 2 | PK Absoluto |</w:t>
+      </w:r>
+    </w:p>
+    <w:p>
+      <w:r>
+        <w:t>|---|---|</w:t>
+      </w:r>
+    </w:p>
+    <w:p>
+      <w:r>
+        <w:t>| 512 | 21.609 |</w:t>
+      </w:r>
+    </w:p>
+    <w:p>
+      <w:r>
+        <w:t>| 502/E | 21.967 |</w:t>
+      </w:r>
+    </w:p>
+    <w:p>
+      <w:r>
+        <w:t>| 506 | 22.781 |</w:t>
+      </w:r>
+    </w:p>
+    <w:p>
+      <w:r>
+        <w:t>| 624 | 24.283 |</w:t>
+      </w:r>
+    </w:p>
+    <w:p>
+      <w:r>
+        <w:t>| 620 | 25.262 |</w:t>
+      </w:r>
+    </w:p>
+    <w:p>
+      <w:r>
+        <w:t>| 614/s | 26.041 |</w:t>
+      </w:r>
+    </w:p>
+    <w:p>
+      <w:r>
+        <w:t>| 612/M | 26.446 |</w:t>
+      </w:r>
+    </w:p>
+    <w:p>
+      <w:r>
+        <w:t>| 608/E | 26.608 |</w:t>
+      </w:r>
+    </w:p>
+    <w:p>
+      <w:r>
+        <w:t>| 604/E | 27.326 |</w:t>
+      </w:r>
+    </w:p>
+    <w:p>
+      <w:r>
+        <w:t>| 602 | 28.013 |</w:t>
+      </w:r>
+    </w:p>
+    <w:p>
+      <w:r>
+        <w:t>| 704/S | 30.350 |</w:t>
+      </w:r>
+    </w:p>
+    <w:p>
+      <w:r>
+        <w:t>| 708/E | 31.706 |</w:t>
+      </w:r>
+    </w:p>
+    <w:p>
+      <w:r>
+        <w:t>| 710 | 33.311 |</w:t>
+      </w:r>
+    </w:p>
+    <w:p>
+      <w:r>
+        <w:t>| 816 | 35.356 |</w:t>
+      </w:r>
+    </w:p>
+    <w:p>
+      <w:r>
+        <w:t>| 810 | 35.734 |</w:t>
+      </w:r>
+    </w:p>
+    <w:p>
+      <w:r>
+        <w:t>| 806 | 36.180 |</w:t>
+      </w:r>
+    </w:p>
+    <w:p>
+      <w:r>
+        <w:t>| 802 | 36.940 |</w:t>
+      </w:r>
+    </w:p>
+    <w:p>
+      <w:r>
+        <w:t>| 1126 | 37.398 |</w:t>
+      </w:r>
+    </w:p>
+    <w:p>
+      <w:r>
+        <w:t>| 1122 | 37.841 |</w:t>
+      </w:r>
+    </w:p>
+    <w:p>
+      <w:r>
+        <w:t>| 1118 | 38.421 |</w:t>
+      </w:r>
+    </w:p>
+    <w:p>
+      <w:r>
+        <w:t>| 1114 | 39.073 |</w:t>
+      </w:r>
+    </w:p>
+    <w:p>
+      <w:r>
+        <w:t>| 1110 | 39.255 |</w:t>
+      </w:r>
+    </w:p>
+    <w:p>
+      <w:r>
+        <w:rPr>
+          <w:rFonts w:ascii="Apple Color Emoji" w:hAnsi="Apple Color Emoji" w:cs="Apple Color Emoji"/>
+        </w:rPr>
+        <w:t>🏁</w:t>
+      </w:r>
+      <w:r>
+        <w:t xml:space="preserve"> Ramal S2 (Desde Sabadell - Vía 2)</w:t>
+      </w:r>
+    </w:p>
+    <w:p>
+      <w:r>
+        <w:t>| Señal Vía 2 | PK Absoluto |</w:t>
+      </w:r>
+    </w:p>
+    <w:p>
+      <w:r>
+        <w:t>|---|---|</w:t>
+      </w:r>
+    </w:p>
+    <w:p>
+      <w:r>
+        <w:t>| 528 | 15.468 |</w:t>
+      </w:r>
+    </w:p>
+    <w:p>
+      <w:r>
+        <w:t>| 524 | 15.620 |</w:t>
+      </w:r>
+    </w:p>
+    <w:p>
+      <w:r>
+        <w:t>| 402/E2 | 15.888 |</w:t>
+      </w:r>
+    </w:p>
+    <w:p>
+      <w:r>
+        <w:t>| 1112 | 16.728 |</w:t>
+      </w:r>
+    </w:p>
+    <w:p>
+      <w:r>
+        <w:t>| 1106 | 17.224 |</w:t>
+      </w:r>
+    </w:p>
+    <w:p>
+      <w:r>
+        <w:t>| 1102 | 17.910 |</w:t>
+      </w:r>
+    </w:p>
+    <w:p>
+      <w:r>
+        <w:t>| 914 | 19.622 |</w:t>
+      </w:r>
+    </w:p>
+    <w:p>
+      <w:r>
+        <w:t>| 910 | 16.518 |</w:t>
+      </w:r>
+    </w:p>
+    <w:p>
+      <w:r>
+        <w:t>| 904 | 17.307 |</w:t>
+      </w:r>
+    </w:p>
+    <w:p>
+      <w:r>
+        <w:t>| 902 | 23.015 |</w:t>
+      </w:r>
+    </w:p>
+    <w:p>
+      <w:r>
+        <w:t>| 1002 | 23.435 |</w:t>
+      </w:r>
+    </w:p>
+    <w:p>
+      <w:r>
+        <w:t>| 1024 | 24.230 |</w:t>
+      </w:r>
+    </w:p>
+    <w:p>
+      <w:r>
+        <w:t>| 1020 | 24.740 |</w:t>
+      </w:r>
+    </w:p>
+    <w:p>
+      <w:r>
+        <w:t>| 1016 | 24.997 |</w:t>
+      </w:r>
+    </w:p>
+    <w:p>
+      <w:r>
+        <w:t>| 1012 | 25.224 |</w:t>
+      </w:r>
+    </w:p>
+    <w:p>
+      <w:r>
+        <w:t>| 1008 | 25.832 |</w:t>
+      </w:r>
+    </w:p>
+    <w:p>
+      <w:r>
+        <w:t>| 1004 | 26.971 |</w:t>
+      </w:r>
+    </w:p>
+    <w:p>
+      <w:r>
+        <w:t>| 1406 | 27.742 |</w:t>
+      </w:r>
+    </w:p>
+    <w:p>
+      <w:r>
+        <w:t>| 1402 | 28.407 |</w:t>
+      </w:r>
+    </w:p>
+    <w:p>
+      <w:r>
+        <w:t>| 1514 | 29.162 |</w:t>
+      </w:r>
+    </w:p>
+    <w:p>
+      <w:r>
+        <w:t>Nota sobre la Vía 2: Al ser el trayecto de vuelta, las señales se encuentran en orden decreciente de PK si miramos hacia Barcelona, pero he mantenido la estructura de tu tabla para que sea fácil de cruzar con tus datos originales.</w:t>
       </w:r>
     </w:p>
     <w:sectPr>
